--- a/corpus/synthetic/field-display__027.docx
+++ b/corpus/synthetic/field-display__027.docx
@@ -3,20 +3,17 @@
 <w:document xmlns:w="http://schemas.openxmlformats.org/wordprocessingml/2006/main" xmlns:r="http://schemas.openxmlformats.org/officeDocument/2006/relationships" xmlns:wp="http://schemas.openxmlformats.org/drawingml/2006/wordprocessingDrawing" xmlns:a="http://schemas.openxmlformats.org/drawingml/2006/main" xmlns:pic="http://schemas.openxmlformats.org/drawingml/2006/picture" xmlns:m="http://schemas.openxmlformats.org/officeDocument/2006/math">
   <w:body>
     <w:p>
+      <w:pPr>
+        <w:pStyle w:val="TableofFigures"/>
+      </w:pPr>
       <w:r>
-        <w:fldChar w:fldCharType="begin"/>
+        <w:t>Tabel 2. 1 Sintaks model pembelajaran</w:t>
       </w:r>
       <w:r>
-        <w:instrText xml:space="preserve"> INCLUDEPICTURE "/tmp/x.jpeg" \* MERGEFORMATINET </w:instrText>
+        <w:tab/>
       </w:r>
       <w:r>
-        <w:fldChar w:fldCharType="end"/>
-      </w:r>
-      <w:r>
-        <w:rPr>
-          <w:sz w:val="24"/>
-        </w:rPr>
-        <w:t>uniform text</w:t>
+        <w:t>11</w:t>
       </w:r>
     </w:p>
     <w:sectPr>
